--- a/docs/test/UAT-1-Test-Plan.docx
+++ b/docs/test/UAT-1-Test-Plan.docx
@@ -428,7 +428,7 @@
                 <w:sz w:val="20"/>
                 <w:szCs w:val="20"/>
               </w:rPr>
-              <w:t>สาขา main (commit d73864f)</w:t>
+              <w:t>สาขา main (commit 9834fbf)</w:t>
             </w:r>
           </w:p>
         </w:tc>
@@ -468,7 +468,7 @@
     <w:sdt>
       <w:sdtPr>
         <w:alias w:val="สารบัญ"/>
-        <w:id w:val="-1906898329"/>
+        <w:id w:val="1139530155"/>
       </w:sdtPr>
       <w:sdtEndPr>
         <w:rPr>
@@ -501,7 +501,7 @@
           <w:r>
             <w:fldChar w:fldCharType="separate"/>
           </w:r>
-          <w:hyperlink w:anchor="_Toc242979325" w:history="1">
+          <w:hyperlink w:anchor="_Toc242994696" w:history="1">
             <w:r>
               <w:rPr>
                 <w:rStyle w:val="Hyperlink"/>
@@ -527,7 +527,7 @@
               <w:rPr>
                 <w:noProof/>
               </w:rPr>
-              <w:instrText xml:space="preserve"> PAGEREF _Toc242979325 \h </w:instrText>
+              <w:instrText xml:space="preserve"> PAGEREF _Toc242994696 \h </w:instrText>
             </w:r>
             <w:r>
               <w:rPr>
@@ -569,7 +569,7 @@
               <w14:ligatures w14:val="standardContextual"/>
             </w:rPr>
           </w:pPr>
-          <w:hyperlink w:anchor="_Toc242979326" w:history="1">
+          <w:hyperlink w:anchor="_Toc242994697" w:history="1">
             <w:r>
               <w:rPr>
                 <w:rStyle w:val="Hyperlink"/>
@@ -595,7 +595,7 @@
               <w:rPr>
                 <w:noProof/>
               </w:rPr>
-              <w:instrText xml:space="preserve"> PAGEREF _Toc242979326 \h </w:instrText>
+              <w:instrText xml:space="preserve"> PAGEREF _Toc242994697 \h </w:instrText>
             </w:r>
             <w:r>
               <w:rPr>
@@ -637,7 +637,7 @@
               <w14:ligatures w14:val="standardContextual"/>
             </w:rPr>
           </w:pPr>
-          <w:hyperlink w:anchor="_Toc242979327" w:history="1">
+          <w:hyperlink w:anchor="_Toc242994698" w:history="1">
             <w:r>
               <w:rPr>
                 <w:rStyle w:val="Hyperlink"/>
@@ -663,7 +663,7 @@
               <w:rPr>
                 <w:noProof/>
               </w:rPr>
-              <w:instrText xml:space="preserve"> PAGEREF _Toc242979327 \h </w:instrText>
+              <w:instrText xml:space="preserve"> PAGEREF _Toc242994698 \h </w:instrText>
             </w:r>
             <w:r>
               <w:rPr>
@@ -705,7 +705,7 @@
               <w14:ligatures w14:val="standardContextual"/>
             </w:rPr>
           </w:pPr>
-          <w:hyperlink w:anchor="_Toc242979328" w:history="1">
+          <w:hyperlink w:anchor="_Toc242994699" w:history="1">
             <w:r>
               <w:rPr>
                 <w:rStyle w:val="Hyperlink"/>
@@ -731,7 +731,7 @@
               <w:rPr>
                 <w:noProof/>
               </w:rPr>
-              <w:instrText xml:space="preserve"> PAGEREF _Toc242979328 \h </w:instrText>
+              <w:instrText xml:space="preserve"> PAGEREF _Toc242994699 \h </w:instrText>
             </w:r>
             <w:r>
               <w:rPr>
@@ -773,7 +773,7 @@
               <w14:ligatures w14:val="standardContextual"/>
             </w:rPr>
           </w:pPr>
-          <w:hyperlink w:anchor="_Toc242979329" w:history="1">
+          <w:hyperlink w:anchor="_Toc242994700" w:history="1">
             <w:r>
               <w:rPr>
                 <w:rStyle w:val="Hyperlink"/>
@@ -799,7 +799,7 @@
               <w:rPr>
                 <w:noProof/>
               </w:rPr>
-              <w:instrText xml:space="preserve"> PAGEREF _Toc242979329 \h </w:instrText>
+              <w:instrText xml:space="preserve"> PAGEREF _Toc242994700 \h </w:instrText>
             </w:r>
             <w:r>
               <w:rPr>
@@ -841,7 +841,7 @@
               <w14:ligatures w14:val="standardContextual"/>
             </w:rPr>
           </w:pPr>
-          <w:hyperlink w:anchor="_Toc242979330" w:history="1">
+          <w:hyperlink w:anchor="_Toc242994701" w:history="1">
             <w:r>
               <w:rPr>
                 <w:rStyle w:val="Hyperlink"/>
@@ -867,7 +867,7 @@
               <w:rPr>
                 <w:noProof/>
               </w:rPr>
-              <w:instrText xml:space="preserve"> PAGEREF _Toc242979330 \h </w:instrText>
+              <w:instrText xml:space="preserve"> PAGEREF _Toc242994701 \h </w:instrText>
             </w:r>
             <w:r>
               <w:rPr>
@@ -909,7 +909,7 @@
               <w14:ligatures w14:val="standardContextual"/>
             </w:rPr>
           </w:pPr>
-          <w:hyperlink w:anchor="_Toc242979331" w:history="1">
+          <w:hyperlink w:anchor="_Toc242994702" w:history="1">
             <w:r>
               <w:rPr>
                 <w:rStyle w:val="Hyperlink"/>
@@ -935,7 +935,7 @@
               <w:rPr>
                 <w:noProof/>
               </w:rPr>
-              <w:instrText xml:space="preserve"> PAGEREF _Toc242979331 \h </w:instrText>
+              <w:instrText xml:space="preserve"> PAGEREF _Toc242994702 \h </w:instrText>
             </w:r>
             <w:r>
               <w:rPr>
@@ -977,7 +977,7 @@
               <w14:ligatures w14:val="standardContextual"/>
             </w:rPr>
           </w:pPr>
-          <w:hyperlink w:anchor="_Toc242979332" w:history="1">
+          <w:hyperlink w:anchor="_Toc242994703" w:history="1">
             <w:r>
               <w:rPr>
                 <w:rStyle w:val="Hyperlink"/>
@@ -1003,7 +1003,7 @@
               <w:rPr>
                 <w:noProof/>
               </w:rPr>
-              <w:instrText xml:space="preserve"> PAGEREF _Toc242979332 \h </w:instrText>
+              <w:instrText xml:space="preserve"> PAGEREF _Toc242994703 \h </w:instrText>
             </w:r>
             <w:r>
               <w:rPr>
@@ -1045,7 +1045,7 @@
               <w14:ligatures w14:val="standardContextual"/>
             </w:rPr>
           </w:pPr>
-          <w:hyperlink w:anchor="_Toc242979333" w:history="1">
+          <w:hyperlink w:anchor="_Toc242994704" w:history="1">
             <w:r>
               <w:rPr>
                 <w:rStyle w:val="Hyperlink"/>
@@ -1071,7 +1071,7 @@
               <w:rPr>
                 <w:noProof/>
               </w:rPr>
-              <w:instrText xml:space="preserve"> PAGEREF _Toc242979333 \h </w:instrText>
+              <w:instrText xml:space="preserve"> PAGEREF _Toc242994704 \h </w:instrText>
             </w:r>
             <w:r>
               <w:rPr>
@@ -1113,7 +1113,7 @@
               <w14:ligatures w14:val="standardContextual"/>
             </w:rPr>
           </w:pPr>
-          <w:hyperlink w:anchor="_Toc242979334" w:history="1">
+          <w:hyperlink w:anchor="_Toc242994705" w:history="1">
             <w:r>
               <w:rPr>
                 <w:rStyle w:val="Hyperlink"/>
@@ -1139,7 +1139,7 @@
               <w:rPr>
                 <w:noProof/>
               </w:rPr>
-              <w:instrText xml:space="preserve"> PAGEREF _Toc242979334 \h </w:instrText>
+              <w:instrText xml:space="preserve"> PAGEREF _Toc242994705 \h </w:instrText>
             </w:r>
             <w:r>
               <w:rPr>
@@ -1181,7 +1181,7 @@
               <w14:ligatures w14:val="standardContextual"/>
             </w:rPr>
           </w:pPr>
-          <w:hyperlink w:anchor="_Toc242979335" w:history="1">
+          <w:hyperlink w:anchor="_Toc242994706" w:history="1">
             <w:r>
               <w:rPr>
                 <w:rStyle w:val="Hyperlink"/>
@@ -1207,7 +1207,7 @@
               <w:rPr>
                 <w:noProof/>
               </w:rPr>
-              <w:instrText xml:space="preserve"> PAGEREF _Toc242979335 \h </w:instrText>
+              <w:instrText xml:space="preserve"> PAGEREF _Toc242994706 \h </w:instrText>
             </w:r>
             <w:r>
               <w:rPr>
@@ -1249,7 +1249,7 @@
               <w14:ligatures w14:val="standardContextual"/>
             </w:rPr>
           </w:pPr>
-          <w:hyperlink w:anchor="_Toc242979336" w:history="1">
+          <w:hyperlink w:anchor="_Toc242994707" w:history="1">
             <w:r>
               <w:rPr>
                 <w:rStyle w:val="Hyperlink"/>
@@ -1275,7 +1275,7 @@
               <w:rPr>
                 <w:noProof/>
               </w:rPr>
-              <w:instrText xml:space="preserve"> PAGEREF _Toc242979336 \h </w:instrText>
+              <w:instrText xml:space="preserve"> PAGEREF _Toc242994707 \h </w:instrText>
             </w:r>
             <w:r>
               <w:rPr>
@@ -1317,7 +1317,7 @@
               <w14:ligatures w14:val="standardContextual"/>
             </w:rPr>
           </w:pPr>
-          <w:hyperlink w:anchor="_Toc242979337" w:history="1">
+          <w:hyperlink w:anchor="_Toc242994708" w:history="1">
             <w:r>
               <w:rPr>
                 <w:rStyle w:val="Hyperlink"/>
@@ -1343,7 +1343,7 @@
               <w:rPr>
                 <w:noProof/>
               </w:rPr>
-              <w:instrText xml:space="preserve"> PAGEREF _Toc242979337 \h </w:instrText>
+              <w:instrText xml:space="preserve"> PAGEREF _Toc242994708 \h </w:instrText>
             </w:r>
             <w:r>
               <w:rPr>
@@ -1385,7 +1385,7 @@
               <w14:ligatures w14:val="standardContextual"/>
             </w:rPr>
           </w:pPr>
-          <w:hyperlink w:anchor="_Toc242979338" w:history="1">
+          <w:hyperlink w:anchor="_Toc242994709" w:history="1">
             <w:r>
               <w:rPr>
                 <w:rStyle w:val="Hyperlink"/>
@@ -1411,7 +1411,7 @@
               <w:rPr>
                 <w:noProof/>
               </w:rPr>
-              <w:instrText xml:space="preserve"> PAGEREF _Toc242979338 \h </w:instrText>
+              <w:instrText xml:space="preserve"> PAGEREF _Toc242994709 \h </w:instrText>
             </w:r>
             <w:r>
               <w:rPr>
@@ -1453,7 +1453,7 @@
               <w14:ligatures w14:val="standardContextual"/>
             </w:rPr>
           </w:pPr>
-          <w:hyperlink w:anchor="_Toc242979339" w:history="1">
+          <w:hyperlink w:anchor="_Toc242994710" w:history="1">
             <w:r>
               <w:rPr>
                 <w:rStyle w:val="Hyperlink"/>
@@ -1479,7 +1479,7 @@
               <w:rPr>
                 <w:noProof/>
               </w:rPr>
-              <w:instrText xml:space="preserve"> PAGEREF _Toc242979339 \h </w:instrText>
+              <w:instrText xml:space="preserve"> PAGEREF _Toc242994710 \h </w:instrText>
             </w:r>
             <w:r>
               <w:rPr>
@@ -1521,7 +1521,7 @@
               <w14:ligatures w14:val="standardContextual"/>
             </w:rPr>
           </w:pPr>
-          <w:hyperlink w:anchor="_Toc242979340" w:history="1">
+          <w:hyperlink w:anchor="_Toc242994711" w:history="1">
             <w:r>
               <w:rPr>
                 <w:rStyle w:val="Hyperlink"/>
@@ -1547,7 +1547,7 @@
               <w:rPr>
                 <w:noProof/>
               </w:rPr>
-              <w:instrText xml:space="preserve"> PAGEREF _Toc242979340 \h </w:instrText>
+              <w:instrText xml:space="preserve"> PAGEREF _Toc242994711 \h </w:instrText>
             </w:r>
             <w:r>
               <w:rPr>
@@ -1602,7 +1602,7 @@
         </w:pBdr>
         <w:spacing w:after="200"/>
       </w:pPr>
-      <w:bookmarkStart w:id="0" w:name="_Toc242979325"/>
+      <w:bookmarkStart w:id="0" w:name="_Toc242994696"/>
       <w:r>
         <w:rPr>
           <w:b/>
@@ -1632,7 +1632,7 @@
         <w:keepNext/>
         <w:spacing w:before="280" w:after="120"/>
       </w:pPr>
-      <w:bookmarkStart w:id="1" w:name="_Toc242979326"/>
+      <w:bookmarkStart w:id="1" w:name="_Toc242994697"/>
       <w:r>
         <w:rPr>
           <w:b/>
@@ -1682,7 +1682,7 @@
         <w:keepNext/>
         <w:spacing w:before="280" w:after="120"/>
       </w:pPr>
-      <w:bookmarkStart w:id="2" w:name="_Toc242979327"/>
+      <w:bookmarkStart w:id="2" w:name="_Toc242994698"/>
       <w:r>
         <w:rPr>
           <w:b/>
@@ -1760,7 +1760,7 @@
         </w:pBdr>
         <w:spacing w:after="200"/>
       </w:pPr>
-      <w:bookmarkStart w:id="3" w:name="_Toc242979328"/>
+      <w:bookmarkStart w:id="3" w:name="_Toc242994699"/>
       <w:r>
         <w:rPr>
           <w:b/>
@@ -1790,7 +1790,7 @@
         <w:keepNext/>
         <w:spacing w:before="280" w:after="120"/>
       </w:pPr>
-      <w:bookmarkStart w:id="4" w:name="_Toc242979329"/>
+      <w:bookmarkStart w:id="4" w:name="_Toc242994700"/>
       <w:r>
         <w:rPr>
           <w:b/>
@@ -2610,7 +2610,7 @@
         <w:keepNext/>
         <w:spacing w:before="280" w:after="120"/>
       </w:pPr>
-      <w:bookmarkStart w:id="5" w:name="_Toc242979330"/>
+      <w:bookmarkStart w:id="5" w:name="_Toc242994701"/>
       <w:r>
         <w:rPr>
           <w:b/>
@@ -2682,7 +2682,7 @@
         </w:pBdr>
         <w:spacing w:after="200"/>
       </w:pPr>
-      <w:bookmarkStart w:id="6" w:name="_Toc242979331"/>
+      <w:bookmarkStart w:id="6" w:name="_Toc242994702"/>
       <w:r>
         <w:rPr>
           <w:b/>
@@ -3425,7 +3425,7 @@
         </w:pBdr>
         <w:spacing w:after="200"/>
       </w:pPr>
-      <w:bookmarkStart w:id="7" w:name="_Toc242979332"/>
+      <w:bookmarkStart w:id="7" w:name="_Toc242994703"/>
       <w:r>
         <w:rPr>
           <w:b/>
@@ -3591,7 +3591,7 @@
         </w:pBdr>
         <w:spacing w:after="200"/>
       </w:pPr>
-      <w:bookmarkStart w:id="8" w:name="_Toc242979333"/>
+      <w:bookmarkStart w:id="8" w:name="_Toc242994704"/>
       <w:r>
         <w:rPr>
           <w:b/>
@@ -4282,7 +4282,7 @@
         </w:pBdr>
         <w:spacing w:after="200"/>
       </w:pPr>
-      <w:bookmarkStart w:id="9" w:name="_Toc242979334"/>
+      <w:bookmarkStart w:id="9" w:name="_Toc242994705"/>
       <w:r>
         <w:rPr>
           <w:b/>
@@ -4312,7 +4312,7 @@
         <w:keepNext/>
         <w:spacing w:before="280" w:after="120"/>
       </w:pPr>
-      <w:bookmarkStart w:id="10" w:name="_Toc242979335"/>
+      <w:bookmarkStart w:id="10" w:name="_Toc242994706"/>
       <w:r>
         <w:rPr>
           <w:b/>
@@ -4396,7 +4396,7 @@
         <w:keepNext/>
         <w:spacing w:before="280" w:after="120"/>
       </w:pPr>
-      <w:bookmarkStart w:id="11" w:name="_Toc242979336"/>
+      <w:bookmarkStart w:id="11" w:name="_Toc242994707"/>
       <w:r>
         <w:rPr>
           <w:b/>
@@ -4490,7 +4490,7 @@
         <w:keepNext/>
         <w:spacing w:before="280" w:after="120"/>
       </w:pPr>
-      <w:bookmarkStart w:id="12" w:name="_Toc242979337"/>
+      <w:bookmarkStart w:id="12" w:name="_Toc242994708"/>
       <w:r>
         <w:rPr>
           <w:b/>
@@ -4562,7 +4562,7 @@
         </w:pBdr>
         <w:spacing w:after="200"/>
       </w:pPr>
-      <w:bookmarkStart w:id="13" w:name="_Toc242979338"/>
+      <w:bookmarkStart w:id="13" w:name="_Toc242994709"/>
       <w:r>
         <w:rPr>
           <w:b/>
@@ -5110,7 +5110,7 @@
         </w:pBdr>
         <w:spacing w:after="200"/>
       </w:pPr>
-      <w:bookmarkStart w:id="14" w:name="_Toc242979339"/>
+      <w:bookmarkStart w:id="14" w:name="_Toc242994710"/>
       <w:r>
         <w:rPr>
           <w:b/>
@@ -5498,7 +5498,7 @@
         </w:pBdr>
         <w:spacing w:after="200"/>
       </w:pPr>
-      <w:bookmarkStart w:id="15" w:name="_Toc242979340"/>
+      <w:bookmarkStart w:id="15" w:name="_Toc242994711"/>
       <w:r>
         <w:rPr>
           <w:b/>
@@ -5919,10 +5919,10 @@
 <file path=word/numbering.xml><?xml version="1.0" encoding="utf-8"?>
 <w:numbering xmlns:wpc="http://schemas.microsoft.com/office/word/2010/wordprocessingCanvas" xmlns:cx="http://schemas.microsoft.com/office/drawing/2014/chartex" xmlns:cx1="http://schemas.microsoft.com/office/drawing/2015/9/8/chartex" xmlns:cx2="http://schemas.microsoft.com/office/drawing/2015/10/21/chartex" xmlns:cx3="http://schemas.microsoft.com/office/drawing/2016/5/9/chartex" xmlns:cx4="http://schemas.microsoft.com/office/drawing/2016/5/10/chartex" xmlns:cx5="http://schemas.microsoft.com/office/drawing/2016/5/11/chartex" xmlns:cx6="http://schemas.microsoft.com/office/drawing/2016/5/12/chartex" xmlns:cx7="http://schemas.microsoft.com/office/drawing/2016/5/13/chartex" xmlns:cx8="http://schemas.microsoft.com/office/drawing/2016/5/14/chartex" xmlns:mc="http://schemas.openxmlformats.org/markup-compatibility/2006" xmlns:aink="http://schemas.microsoft.com/office/drawing/2016/ink" xmlns:am3d="http://schemas.microsoft.com/office/drawing/2017/model3d" xmlns:o="urn:schemas-microsoft-com:office:office" xmlns:oel="http://schemas.microsoft.com/office/2019/extlst" xmlns:r="http://schemas.openxmlformats.org/officeDocument/2006/relationships" xmlns:m="http://schemas.openxmlformats.org/officeDocument/2006/math" xmlns:v="urn:schemas-microsoft-com:vml" xmlns:wp14="http://schemas.microsoft.com/office/word/2010/wordprocessingDrawing" xmlns:wp="http://schemas.openxmlformats.org/drawingml/2006/wordprocessingDrawing" xmlns:w10="urn:schemas-microsoft-com:office:word" xmlns:w="http://schemas.openxmlformats.org/wordprocessingml/2006/main" xmlns:w14="http://schemas.microsoft.com/office/word/2010/wordml" xmlns:w15="http://schemas.microsoft.com/office/word/2012/wordml" xmlns:w16cex="http://schemas.microsoft.com/office/word/2018/wordml/cex" xmlns:w16cid="http://schemas.microsoft.com/office/word/2016/wordml/cid" xmlns:w16="http://schemas.microsoft.com/office/word/2018/wordml" xmlns:w16du="http://schemas.microsoft.com/office/word/2023/wordml/word16du" xmlns:w16sdtdh="http://schemas.microsoft.com/office/word/2020/wordml/sdtdatahash" xmlns:w16sdtfl="http://schemas.microsoft.com/office/word/2024/wordml/sdtformatlock" xmlns:w16se="http://schemas.microsoft.com/office/word/2015/wordml/symex" xmlns:wpg="http://schemas.microsoft.com/office/word/2010/wordprocessingGroup" xmlns:wpi="http://schemas.microsoft.com/office/word/2010/wordprocessingInk" xmlns:wne="http://schemas.microsoft.com/office/word/2006/wordml" xmlns:wps="http://schemas.microsoft.com/office/word/2010/wordprocessingShape" mc:Ignorable="w14 w15 w16se w16cid w16 w16cex w16sdtdh w16sdtfl w16du wp14">
   <w:abstractNum w:abstractNumId="0" w15:restartNumberingAfterBreak="0">
-    <w:nsid w:val="371B371F"/>
+    <w:nsid w:val="0E866771"/>
     <w:multiLevelType w:val="hybridMultilevel"/>
-    <w:tmpl w:val="99F4A59E"/>
-    <w:lvl w:ilvl="0" w:tplc="065EA89C" w:tentative="1">
+    <w:tmpl w:val="7C345E9A"/>
+    <w:lvl w:ilvl="0" w:tplc="B81CB2EE" w:tentative="1">
       <w:start w:val="1"/>
       <w:numFmt w:val="bullet"/>
       <w:lvlText w:val="●"/>
@@ -5931,7 +5931,7 @@
         <w:ind w:left="720" w:hanging="360"/>
       </w:pPr>
     </w:lvl>
-    <w:lvl w:ilvl="1" w:tplc="DB84DEC4" w:tentative="1">
+    <w:lvl w:ilvl="1" w:tplc="F06AC472" w:tentative="1">
       <w:start w:val="1"/>
       <w:numFmt w:val="bullet"/>
       <w:lvlText w:val="○"/>
@@ -5940,7 +5940,7 @@
         <w:ind w:left="1440" w:hanging="360"/>
       </w:pPr>
     </w:lvl>
-    <w:lvl w:ilvl="2" w:tplc="9B442A5E" w:tentative="1">
+    <w:lvl w:ilvl="2" w:tplc="FE2C9B44" w:tentative="1">
       <w:start w:val="1"/>
       <w:numFmt w:val="bullet"/>
       <w:lvlText w:val="■"/>
@@ -5949,7 +5949,7 @@
         <w:ind w:left="2160" w:hanging="360"/>
       </w:pPr>
     </w:lvl>
-    <w:lvl w:ilvl="3" w:tplc="A85EC194" w:tentative="1">
+    <w:lvl w:ilvl="3" w:tplc="016E5350" w:tentative="1">
       <w:start w:val="1"/>
       <w:numFmt w:val="bullet"/>
       <w:lvlText w:val="●"/>
@@ -5958,7 +5958,7 @@
         <w:ind w:left="2880" w:hanging="360"/>
       </w:pPr>
     </w:lvl>
-    <w:lvl w:ilvl="4" w:tplc="CF94F7CE" w:tentative="1">
+    <w:lvl w:ilvl="4" w:tplc="7C22B4DE" w:tentative="1">
       <w:start w:val="1"/>
       <w:numFmt w:val="bullet"/>
       <w:lvlText w:val="○"/>
@@ -5967,7 +5967,7 @@
         <w:ind w:left="3600" w:hanging="360"/>
       </w:pPr>
     </w:lvl>
-    <w:lvl w:ilvl="5" w:tplc="4EDA52C2" w:tentative="1">
+    <w:lvl w:ilvl="5" w:tplc="17FEF35A" w:tentative="1">
       <w:start w:val="1"/>
       <w:numFmt w:val="bullet"/>
       <w:lvlText w:val="■"/>
@@ -5976,7 +5976,7 @@
         <w:ind w:left="4320" w:hanging="360"/>
       </w:pPr>
     </w:lvl>
-    <w:lvl w:ilvl="6" w:tplc="3EC6C78A" w:tentative="1">
+    <w:lvl w:ilvl="6" w:tplc="6EDC8C66" w:tentative="1">
       <w:start w:val="1"/>
       <w:numFmt w:val="bullet"/>
       <w:lvlText w:val="●"/>
@@ -5985,7 +5985,7 @@
         <w:ind w:left="5040" w:hanging="360"/>
       </w:pPr>
     </w:lvl>
-    <w:lvl w:ilvl="7" w:tplc="AC92CCB8" w:tentative="1">
+    <w:lvl w:ilvl="7" w:tplc="9A86810C" w:tentative="1">
       <w:start w:val="1"/>
       <w:numFmt w:val="bullet"/>
       <w:lvlText w:val="●"/>
@@ -5994,7 +5994,7 @@
         <w:ind w:left="5760" w:hanging="360"/>
       </w:pPr>
     </w:lvl>
-    <w:lvl w:ilvl="8" w:tplc="357ACFF8" w:tentative="1">
+    <w:lvl w:ilvl="8" w:tplc="3800BDF8" w:tentative="1">
       <w:start w:val="1"/>
       <w:numFmt w:val="bullet"/>
       <w:lvlText w:val="●"/>
@@ -6005,10 +6005,10 @@
     </w:lvl>
   </w:abstractNum>
   <w:abstractNum w:abstractNumId="1" w15:restartNumberingAfterBreak="0">
-    <w:nsid w:val="64E1650A"/>
+    <w:nsid w:val="1A2B0DB9"/>
     <w:multiLevelType w:val="hybridMultilevel"/>
-    <w:tmpl w:val="D88AC0C2"/>
-    <w:lvl w:ilvl="0" w:tplc="49ACD92C">
+    <w:tmpl w:val="4F004306"/>
+    <w:lvl w:ilvl="0" w:tplc="BE568FFC">
       <w:start w:val="1"/>
       <w:numFmt w:val="bullet"/>
       <w:lvlText w:val="•"/>
@@ -6017,54 +6017,54 @@
         <w:ind w:left="540" w:hanging="270"/>
       </w:pPr>
     </w:lvl>
-    <w:lvl w:ilvl="1" w:tplc="FB441222">
+    <w:lvl w:ilvl="1" w:tplc="2B52361A">
       <w:numFmt w:val="decimal"/>
       <w:lvlText w:val=""/>
       <w:lvlJc w:val="left"/>
     </w:lvl>
-    <w:lvl w:ilvl="2" w:tplc="128A99BA">
+    <w:lvl w:ilvl="2" w:tplc="CF1E56E4">
       <w:numFmt w:val="decimal"/>
       <w:lvlText w:val=""/>
       <w:lvlJc w:val="left"/>
     </w:lvl>
-    <w:lvl w:ilvl="3" w:tplc="FFC281C4">
+    <w:lvl w:ilvl="3" w:tplc="C6D67DC4">
       <w:numFmt w:val="decimal"/>
       <w:lvlText w:val=""/>
       <w:lvlJc w:val="left"/>
     </w:lvl>
-    <w:lvl w:ilvl="4" w:tplc="DF2E7E1A">
+    <w:lvl w:ilvl="4" w:tplc="5D1C684C">
       <w:numFmt w:val="decimal"/>
       <w:lvlText w:val=""/>
       <w:lvlJc w:val="left"/>
     </w:lvl>
-    <w:lvl w:ilvl="5" w:tplc="52C60FB0">
+    <w:lvl w:ilvl="5" w:tplc="9ED624F6">
       <w:numFmt w:val="decimal"/>
       <w:lvlText w:val=""/>
       <w:lvlJc w:val="left"/>
     </w:lvl>
-    <w:lvl w:ilvl="6" w:tplc="31002CBA">
+    <w:lvl w:ilvl="6" w:tplc="6A468AA4">
       <w:numFmt w:val="decimal"/>
       <w:lvlText w:val=""/>
       <w:lvlJc w:val="left"/>
     </w:lvl>
-    <w:lvl w:ilvl="7" w:tplc="5B58D33C">
+    <w:lvl w:ilvl="7" w:tplc="18BC48EA">
       <w:numFmt w:val="decimal"/>
       <w:lvlText w:val=""/>
       <w:lvlJc w:val="left"/>
     </w:lvl>
-    <w:lvl w:ilvl="8" w:tplc="1CC64E0A">
+    <w:lvl w:ilvl="8" w:tplc="8BFCCFE0">
       <w:numFmt w:val="decimal"/>
       <w:lvlText w:val=""/>
       <w:lvlJc w:val="left"/>
     </w:lvl>
   </w:abstractNum>
-  <w:num w:numId="1" w16cid:durableId="1599168784">
+  <w:num w:numId="1" w16cid:durableId="938412278">
     <w:abstractNumId w:val="0"/>
     <w:lvlOverride w:ilvl="0">
       <w:startOverride w:val="1"/>
     </w:lvlOverride>
   </w:num>
-  <w:num w:numId="2" w16cid:durableId="1550143109">
+  <w:num w:numId="2" w16cid:durableId="1865171155">
     <w:abstractNumId w:val="1"/>
     <w:lvlOverride w:ilvl="0">
       <w:startOverride w:val="1"/>
@@ -6696,7 +6696,7 @@
     <w:autoRedefine/>
     <w:uiPriority w:val="39"/>
     <w:unhideWhenUsed/>
-    <w:rsid w:val="00CC6110"/>
+    <w:rsid w:val="00B41FB4"/>
     <w:pPr>
       <w:spacing w:after="100"/>
     </w:pPr>
@@ -6712,7 +6712,7 @@
     <w:autoRedefine/>
     <w:uiPriority w:val="39"/>
     <w:unhideWhenUsed/>
-    <w:rsid w:val="00CC6110"/>
+    <w:rsid w:val="00B41FB4"/>
     <w:pPr>
       <w:spacing w:after="100"/>
       <w:ind w:left="210"/>
